--- a/GE_GDD.docx
+++ b/GE_GDD.docx
@@ -657,6 +657,14 @@
         </w:rPr>
         <w:t>GGGGGGGGG</w:t>
       </w:r>
+      <w:r>
+        <w:rPr>
+          <w:rFonts w:ascii="Segoe UI" w:hAnsi="Segoe UI" w:cs="Segoe UI"/>
+          <w:sz w:val="20"/>
+          <w:szCs w:val="20"/>
+        </w:rPr>
+        <w:t xml:space="preserve"> I am a homosexual</w:t>
+      </w:r>
     </w:p>
     <w:p>
       <w:pPr>
@@ -953,6 +961,14 @@
           <w:szCs w:val="20"/>
         </w:rPr>
         <w:t>GGGGGGGGG</w:t>
+      </w:r>
+      <w:r>
+        <w:rPr>
+          <w:rFonts w:ascii="Segoe UI" w:hAnsi="Segoe UI" w:cs="Segoe UI"/>
+          <w:sz w:val="20"/>
+          <w:szCs w:val="20"/>
+        </w:rPr>
+        <w:t>kjnewoncoewnpcwepijp</w:t>
       </w:r>
     </w:p>
     <w:p>
